--- a/docs/word/domain_model.docx
+++ b/docs/word/domain_model.docx
@@ -2,7 +2,7 @@
 <file path=word/document.xml><?xml version="1.0" encoding="utf-8"?>
 <w:document xmlns:w="http://schemas.openxmlformats.org/wordprocessingml/2006/main" xmlns:m="http://schemas.openxmlformats.org/officeDocument/2006/math" xmlns:r="http://schemas.openxmlformats.org/officeDocument/2006/relationships" xmlns:o="urn:schemas-microsoft-com:office:office" xmlns:v="urn:schemas-microsoft-com:vml" xmlns:w10="urn:schemas-microsoft-com:office:word" xmlns:a="http://schemas.openxmlformats.org/drawingml/2006/main" xmlns:pic="http://schemas.openxmlformats.org/drawingml/2006/picture" xmlns:wp="http://schemas.openxmlformats.org/drawingml/2006/wordprocessingDrawing">
   <w:body>
-    <w:bookmarkStart w:id="16" w:name="domain-model--pos-retail-clothing-store"/>
+    <w:bookmarkStart w:id="17" w:name="domain-model--pos-retail-clothing-store"/>
     <w:p>
       <w:pPr>
         <w:pStyle w:val="Heading1"/>
@@ -100,7 +100,7 @@
       <w:r>
         <w:drawing>
           <wp:inline>
-            <wp:extent cx="5334000" cy="7735660"/>
+            <wp:extent cx="5334000" cy="7626803"/>
             <wp:effectExtent b="0" l="0" r="0" t="0"/>
             <wp:docPr descr="Diagram 1" title="" id="12" name="Picture"/>
             <a:graphic>
@@ -121,7 +121,7 @@
                   <pic:spPr bwMode="auto">
                     <a:xfrm>
                       <a:off x="0" y="0"/>
-                      <a:ext cx="5334000" cy="7735660"/>
+                      <a:ext cx="5334000" cy="7626803"/>
                     </a:xfrm>
                     <a:prstGeom prst="rect">
                       <a:avLst/>
@@ -141,7 +141,7 @@
       </w:r>
     </w:p>
     <w:bookmarkEnd w:id="14"/>
-    <w:bookmarkStart w:id="15" w:name="notes-on-key-conceptual-classes"/>
+    <w:bookmarkStart w:id="16" w:name="notes-on-key-conceptual-classes"/>
     <w:p>
       <w:pPr>
         <w:pStyle w:val="Heading2"/>
@@ -311,7 +311,7 @@
         <w:rPr>
           <w:rStyle w:val="VerbatimChar"/>
         </w:rPr>
-        <w:t xml:space="preserve">SystemAdministrator</w:t>
+        <w:t xml:space="preserve">SuperAdmin</w:t>
       </w:r>
       <w:r>
         <w:t xml:space="preserve"> </w:t>
@@ -333,6 +333,58 @@
       </w:r>
       <w:r>
         <w:t xml:space="preserve">class.</w:t>
+      </w:r>
+    </w:p>
+    <w:p>
+      <w:pPr>
+        <w:pStyle w:val="Compact"/>
+        <w:numPr>
+          <w:ilvl w:val="0"/>
+          <w:numId w:val="1001"/>
+        </w:numPr>
+      </w:pPr>
+      <w:r>
+        <w:rPr>
+          <w:b/>
+          <w:bCs/>
+        </w:rPr>
+        <w:t xml:space="preserve">SuperAdmin</w:t>
+      </w:r>
+      <w:r>
+        <w:t xml:space="preserve"> </w:t>
+      </w:r>
+      <w:r>
+        <w:t xml:space="preserve">— a single, most-privileged role with access to every capability of every other role (Cashier and StoreManager included), and the</w:t>
+      </w:r>
+      <w:r>
+        <w:t xml:space="preserve"> </w:t>
+      </w:r>
+      <w:r>
+        <w:rPr>
+          <w:i/>
+          <w:iCs/>
+        </w:rPr>
+        <w:t xml:space="preserve">sole</w:t>
+      </w:r>
+      <w:r>
+        <w:t xml:space="preserve"> </w:t>
+      </w:r>
+      <w:r>
+        <w:t xml:space="preserve">actor responsible for onboarding new employees and assigning their role. This centralizes account provisioning, which is a deliberate trade-off: simpler access control at the cost of a single point of failure (see the updated Risk List in</w:t>
+      </w:r>
+      <w:r>
+        <w:t xml:space="preserve"> </w:t>
+      </w:r>
+      <w:hyperlink r:id="rId15">
+        <w:r>
+          <w:rPr>
+            <w:rStyle w:val="Hyperlink"/>
+          </w:rPr>
+          <w:t xml:space="preserve">Risk and Feasibility</w:t>
+        </w:r>
+      </w:hyperlink>
+      <w:r>
+        <w:t xml:space="preserve">).</w:t>
       </w:r>
     </w:p>
     <w:p>
@@ -359,8 +411,8 @@
         <w:t xml:space="preserve">(with methods, visibility, and navigability) in Elaboration Iteration 2, once responsibilities are assigned via GRASP patterns against the SSDs above.</w:t>
       </w:r>
     </w:p>
-    <w:bookmarkEnd w:id="15"/>
     <w:bookmarkEnd w:id="16"/>
+    <w:bookmarkEnd w:id="17"/>
     <w:sectPr>
       <w:footnotePr>
         <w:numRestart w:val="eachSect"/>
